--- a/INFORME LINK NOTEBOOK.docx
+++ b/INFORME LINK NOTEBOOK.docx
@@ -4,9 +4,35 @@
   <w:body>
     <w:p>
       <w:r>
-        <w:t>https://colab.research.google.com/drive/1O1FEVbMvU-b0WrIu2nCUn3Xf8djMt911?usp=sharing</w:t>
+        <w:t xml:space="preserve">Entrega 1: </w:t>
       </w:r>
+      <w:hyperlink r:id="rId4" w:history="1">
+        <w:r>
+          <w:rPr>
+            <w:rStyle w:val="Hipervnculo"/>
+          </w:rPr>
+          <w:t>https://colab.research.google.com/drive/1O1FEVbMvU-b0WrIu2nCUn3Xf8djMt911?usp=sharing</w:t>
+        </w:r>
+      </w:hyperlink>
     </w:p>
+    <w:p/>
+    <w:p>
+      <w:r>
+        <w:t>Entrega</w:t>
+      </w:r>
+      <w:r>
+        <w:t xml:space="preserve"> 2: </w:t>
+      </w:r>
+      <w:hyperlink r:id="rId5" w:history="1">
+        <w:r>
+          <w:rPr>
+            <w:rStyle w:val="Hipervnculo"/>
+          </w:rPr>
+          <w:t>https://colab.research.google.com/drive/1M4rxe4jJ8qWAvlGiJdiuacLwi_IibFJd?usp=sharing</w:t>
+        </w:r>
+      </w:hyperlink>
+    </w:p>
+    <w:p/>
     <w:sectPr>
       <w:pgSz w:w="12240" w:h="15840"/>
       <w:pgMar w:top="1417" w:right="1701" w:bottom="1417" w:left="1701" w:header="708" w:footer="708" w:gutter="0"/>
@@ -934,6 +960,29 @@
       <w:spacing w:val="5"/>
     </w:rPr>
   </w:style>
+  <w:style w:type="character" w:styleId="Hipervnculo">
+    <w:name w:val="Hyperlink"/>
+    <w:basedOn w:val="Fuentedeprrafopredeter"/>
+    <w:uiPriority w:val="99"/>
+    <w:unhideWhenUsed/>
+    <w:rsid w:val="004A3F04"/>
+    <w:rPr>
+      <w:color w:val="467886" w:themeColor="hyperlink"/>
+      <w:u w:val="single"/>
+    </w:rPr>
+  </w:style>
+  <w:style w:type="character" w:styleId="Mencinsinresolver">
+    <w:name w:val="Unresolved Mention"/>
+    <w:basedOn w:val="Fuentedeprrafopredeter"/>
+    <w:uiPriority w:val="99"/>
+    <w:semiHidden/>
+    <w:unhideWhenUsed/>
+    <w:rsid w:val="004A3F04"/>
+    <w:rPr>
+      <w:color w:val="605E5C"/>
+      <w:shd w:val="clear" w:color="auto" w:fill="E1DFDD"/>
+    </w:rPr>
+  </w:style>
 </w:styles>
 </file>
 

--- a/INFORME LINK NOTEBOOK.docx
+++ b/INFORME LINK NOTEBOOK.docx
@@ -18,10 +18,7 @@
     <w:p/>
     <w:p>
       <w:r>
-        <w:t>Entrega</w:t>
-      </w:r>
-      <w:r>
-        <w:t xml:space="preserve"> 2: </w:t>
+        <w:t xml:space="preserve">Entrega 2: </w:t>
       </w:r>
       <w:hyperlink r:id="rId5" w:history="1">
         <w:r>
@@ -29,6 +26,20 @@
             <w:rStyle w:val="Hipervnculo"/>
           </w:rPr>
           <w:t>https://colab.research.google.com/drive/1M4rxe4jJ8qWAvlGiJdiuacLwi_IibFJd?usp=sharing</w:t>
+        </w:r>
+      </w:hyperlink>
+    </w:p>
+    <w:p/>
+    <w:p>
+      <w:r>
+        <w:t xml:space="preserve">Entrega 3: </w:t>
+      </w:r>
+      <w:hyperlink r:id="rId6" w:history="1">
+        <w:r>
+          <w:rPr>
+            <w:rStyle w:val="Hipervnculo"/>
+          </w:rPr>
+          <w:t>https://colab.research.google.com/drive/1XWP0g94VR81_DmI37CyrBRhcqzUD5UMP?usp=sharing</w:t>
         </w:r>
       </w:hyperlink>
     </w:p>
@@ -965,7 +976,7 @@
     <w:basedOn w:val="Fuentedeprrafopredeter"/>
     <w:uiPriority w:val="99"/>
     <w:unhideWhenUsed/>
-    <w:rsid w:val="004A3F04"/>
+    <w:rsid w:val="008C6895"/>
     <w:rPr>
       <w:color w:val="467886" w:themeColor="hyperlink"/>
       <w:u w:val="single"/>
@@ -977,7 +988,7 @@
     <w:uiPriority w:val="99"/>
     <w:semiHidden/>
     <w:unhideWhenUsed/>
-    <w:rsid w:val="004A3F04"/>
+    <w:rsid w:val="008C6895"/>
     <w:rPr>
       <w:color w:val="605E5C"/>
       <w:shd w:val="clear" w:color="auto" w:fill="E1DFDD"/>
